--- a/dr/Титулна страница.docx
+++ b/dr/Титулна страница.docx
@@ -259,7 +259,7 @@
               <w:sz w:val="28"/>
               <w:szCs w:val="24"/>
             </w:rPr>
-            <w:t>Django - концепция, общи принципи</w:t>
+            <w:t>Принципи на REST API и създаване на собствено REST API</w:t>
           </w:r>
         </w:p>
         <w:p/>
@@ -286,8 +286,10 @@
             <w:jc w:val="left"/>
           </w:pPr>
           <w:r>
-            <w:t>Мариела Мариова Стипцова</w:t>
+            <w:t>Димитър Дурчов</w:t>
           </w:r>
+          <w:bookmarkStart w:id="0" w:name="_GoBack"/>
+          <w:bookmarkEnd w:id="0"/>
         </w:p>
         <w:p>
           <w:pPr>
@@ -325,8 +327,6 @@
         </w:p>
       </w:sdtContent>
     </w:sdt>
-    <w:bookmarkStart w:id="0" w:name="_GoBack" w:displacedByCustomXml="prev"/>
-    <w:bookmarkEnd w:id="0" w:displacedByCustomXml="prev"/>
     <w:sectPr>
       <w:headerReference w:type="first" r:id="rId8"/>
       <w:footerReference w:type="first" r:id="rId9"/>
@@ -1919,6 +1919,7 @@
   <w:style w:type="character" w:default="1" w:styleId="DefaultParagraphFont">
     <w:name w:val="Default Paragraph Font"/>
     <w:uiPriority w:val="1"/>
+    <w:semiHidden/>
     <w:unhideWhenUsed/>
   </w:style>
   <w:style w:type="table" w:default="1" w:styleId="TableNormal">
@@ -2833,7 +2834,7 @@
 </file>
 
 <file path=customXml/itemProps1.xml><?xml version="1.0" encoding="utf-8"?>
-<ds:datastoreItem xmlns:ds="http://schemas.openxmlformats.org/officeDocument/2006/customXml" ds:itemID="{D213321E-B424-4FEE-9B5C-DECFC07CFAC8}">
+<ds:datastoreItem xmlns:ds="http://schemas.openxmlformats.org/officeDocument/2006/customXml" ds:itemID="{DDAF337B-2CAD-45AB-AB1E-63E99B273594}">
   <ds:schemaRefs>
     <ds:schemaRef ds:uri="http://schemas.openxmlformats.org/officeDocument/2006/bibliography"/>
   </ds:schemaRefs>
